--- a/Reinforced_Research_Project/manuscript/Supplement_S1_Technical_Report.docx
+++ b/Reinforced_Research_Project/manuscript/Supplement_S1_Technical_Report.docx
@@ -7266,7 +7266,7 @@
         </w:trPr>
         <w:tc>
           <w:tcPr>
-            <w:tcW w:type="dxa" w:w="824"/>
+            <w:tcW w:type="dxa" w:w="1089"/>
             <w:tcBorders>
               <w:top w:val="single" w:sz="4" w:color="BBBBBB"/>
               <w:bottom w:val="single" w:sz="4" w:color="BBBBBB"/>
@@ -7287,7 +7287,7 @@
         </w:tc>
         <w:tc>
           <w:tcPr>
-            <w:tcW w:type="dxa" w:w="2536"/>
+            <w:tcW w:type="dxa" w:w="2287"/>
             <w:tcBorders>
               <w:top w:val="single" w:sz="4" w:color="BBBBBB"/>
               <w:bottom w:val="single" w:sz="4" w:color="BBBBBB"/>
@@ -7308,7 +7308,7 @@
         </w:tc>
         <w:tc>
           <w:tcPr>
-            <w:tcW w:type="dxa" w:w="2536"/>
+            <w:tcW w:type="dxa" w:w="2287"/>
             <w:tcBorders>
               <w:top w:val="single" w:sz="4" w:color="BBBBBB"/>
               <w:bottom w:val="single" w:sz="4" w:color="BBBBBB"/>
@@ -7329,7 +7329,7 @@
         </w:tc>
         <w:tc>
           <w:tcPr>
-            <w:tcW w:type="dxa" w:w="824"/>
+            <w:tcW w:type="dxa" w:w="1089"/>
             <w:tcBorders>
               <w:top w:val="single" w:sz="4" w:color="BBBBBB"/>
               <w:bottom w:val="single" w:sz="4" w:color="BBBBBB"/>
@@ -7350,7 +7350,7 @@
         </w:tc>
         <w:tc>
           <w:tcPr>
-            <w:tcW w:type="dxa" w:w="824"/>
+            <w:tcW w:type="dxa" w:w="1089"/>
             <w:tcBorders>
               <w:top w:val="single" w:sz="4" w:color="BBBBBB"/>
               <w:bottom w:val="single" w:sz="4" w:color="BBBBBB"/>
@@ -7371,7 +7371,7 @@
         </w:tc>
         <w:tc>
           <w:tcPr>
-            <w:tcW w:type="dxa" w:w="2092"/>
+            <w:tcW w:type="dxa" w:w="1797"/>
             <w:tcBorders>
               <w:top w:val="single" w:sz="4" w:color="BBBBBB"/>
               <w:bottom w:val="single" w:sz="4" w:color="BBBBBB"/>
@@ -7394,7 +7394,7 @@
       <w:tr>
         <w:tc>
           <w:tcPr>
-            <w:tcW w:type="dxa" w:w="824"/>
+            <w:tcW w:type="dxa" w:w="1089"/>
             <w:tcBorders>
               <w:top w:val="single" w:sz="4" w:color="BBBBBB"/>
               <w:bottom w:val="single" w:sz="4" w:color="BBBBBB"/>
@@ -7415,7 +7415,7 @@
         </w:tc>
         <w:tc>
           <w:tcPr>
-            <w:tcW w:type="dxa" w:w="2536"/>
+            <w:tcW w:type="dxa" w:w="2287"/>
             <w:tcBorders>
               <w:top w:val="single" w:sz="4" w:color="BBBBBB"/>
               <w:bottom w:val="single" w:sz="4" w:color="BBBBBB"/>
@@ -7436,7 +7436,7 @@
         </w:tc>
         <w:tc>
           <w:tcPr>
-            <w:tcW w:type="dxa" w:w="2536"/>
+            <w:tcW w:type="dxa" w:w="2287"/>
             <w:tcBorders>
               <w:top w:val="single" w:sz="4" w:color="BBBBBB"/>
               <w:bottom w:val="single" w:sz="4" w:color="BBBBBB"/>
@@ -7457,7 +7457,7 @@
         </w:tc>
         <w:tc>
           <w:tcPr>
-            <w:tcW w:type="dxa" w:w="824"/>
+            <w:tcW w:type="dxa" w:w="1089"/>
             <w:tcBorders>
               <w:top w:val="single" w:sz="4" w:color="BBBBBB"/>
               <w:bottom w:val="single" w:sz="4" w:color="BBBBBB"/>
@@ -7478,7 +7478,7 @@
         </w:tc>
         <w:tc>
           <w:tcPr>
-            <w:tcW w:type="dxa" w:w="824"/>
+            <w:tcW w:type="dxa" w:w="1089"/>
             <w:tcBorders>
               <w:top w:val="single" w:sz="4" w:color="BBBBBB"/>
               <w:bottom w:val="single" w:sz="4" w:color="BBBBBB"/>
@@ -7499,7 +7499,7 @@
         </w:tc>
         <w:tc>
           <w:tcPr>
-            <w:tcW w:type="dxa" w:w="2092"/>
+            <w:tcW w:type="dxa" w:w="1797"/>
             <w:tcBorders>
               <w:top w:val="single" w:sz="4" w:color="BBBBBB"/>
               <w:bottom w:val="single" w:sz="4" w:color="BBBBBB"/>
@@ -7522,7 +7522,7 @@
       <w:tr>
         <w:tc>
           <w:tcPr>
-            <w:tcW w:type="dxa" w:w="824"/>
+            <w:tcW w:type="dxa" w:w="1089"/>
             <w:tcBorders>
               <w:top w:val="single" w:sz="4" w:color="BBBBBB"/>
               <w:bottom w:val="single" w:sz="4" w:color="BBBBBB"/>
@@ -7543,7 +7543,7 @@
         </w:tc>
         <w:tc>
           <w:tcPr>
-            <w:tcW w:type="dxa" w:w="2536"/>
+            <w:tcW w:type="dxa" w:w="2287"/>
             <w:tcBorders>
               <w:top w:val="single" w:sz="4" w:color="BBBBBB"/>
               <w:bottom w:val="single" w:sz="4" w:color="BBBBBB"/>
@@ -7564,7 +7564,7 @@
         </w:tc>
         <w:tc>
           <w:tcPr>
-            <w:tcW w:type="dxa" w:w="2536"/>
+            <w:tcW w:type="dxa" w:w="2287"/>
             <w:tcBorders>
               <w:top w:val="single" w:sz="4" w:color="BBBBBB"/>
               <w:bottom w:val="single" w:sz="4" w:color="BBBBBB"/>
@@ -7585,7 +7585,7 @@
         </w:tc>
         <w:tc>
           <w:tcPr>
-            <w:tcW w:type="dxa" w:w="824"/>
+            <w:tcW w:type="dxa" w:w="1089"/>
             <w:tcBorders>
               <w:top w:val="single" w:sz="4" w:color="BBBBBB"/>
               <w:bottom w:val="single" w:sz="4" w:color="BBBBBB"/>
@@ -7606,7 +7606,7 @@
         </w:tc>
         <w:tc>
           <w:tcPr>
-            <w:tcW w:type="dxa" w:w="824"/>
+            <w:tcW w:type="dxa" w:w="1089"/>
             <w:tcBorders>
               <w:top w:val="single" w:sz="4" w:color="BBBBBB"/>
               <w:bottom w:val="single" w:sz="4" w:color="BBBBBB"/>
@@ -7627,7 +7627,7 @@
         </w:tc>
         <w:tc>
           <w:tcPr>
-            <w:tcW w:type="dxa" w:w="2092"/>
+            <w:tcW w:type="dxa" w:w="1797"/>
             <w:tcBorders>
               <w:top w:val="single" w:sz="4" w:color="BBBBBB"/>
               <w:bottom w:val="single" w:sz="4" w:color="BBBBBB"/>
@@ -7650,7 +7650,7 @@
       <w:tr>
         <w:tc>
           <w:tcPr>
-            <w:tcW w:type="dxa" w:w="824"/>
+            <w:tcW w:type="dxa" w:w="1089"/>
             <w:tcBorders>
               <w:top w:val="single" w:sz="4" w:color="BBBBBB"/>
               <w:bottom w:val="single" w:sz="4" w:color="BBBBBB"/>
@@ -7671,7 +7671,7 @@
         </w:tc>
         <w:tc>
           <w:tcPr>
-            <w:tcW w:type="dxa" w:w="2536"/>
+            <w:tcW w:type="dxa" w:w="2287"/>
             <w:tcBorders>
               <w:top w:val="single" w:sz="4" w:color="BBBBBB"/>
               <w:bottom w:val="single" w:sz="4" w:color="BBBBBB"/>
@@ -7692,7 +7692,7 @@
         </w:tc>
         <w:tc>
           <w:tcPr>
-            <w:tcW w:type="dxa" w:w="2536"/>
+            <w:tcW w:type="dxa" w:w="2287"/>
             <w:tcBorders>
               <w:top w:val="single" w:sz="4" w:color="BBBBBB"/>
               <w:bottom w:val="single" w:sz="4" w:color="BBBBBB"/>
@@ -7713,7 +7713,7 @@
         </w:tc>
         <w:tc>
           <w:tcPr>
-            <w:tcW w:type="dxa" w:w="824"/>
+            <w:tcW w:type="dxa" w:w="1089"/>
             <w:tcBorders>
               <w:top w:val="single" w:sz="4" w:color="BBBBBB"/>
               <w:bottom w:val="single" w:sz="4" w:color="BBBBBB"/>
@@ -7734,7 +7734,7 @@
         </w:tc>
         <w:tc>
           <w:tcPr>
-            <w:tcW w:type="dxa" w:w="824"/>
+            <w:tcW w:type="dxa" w:w="1089"/>
             <w:tcBorders>
               <w:top w:val="single" w:sz="4" w:color="BBBBBB"/>
               <w:bottom w:val="single" w:sz="4" w:color="BBBBBB"/>
@@ -7755,7 +7755,7 @@
         </w:tc>
         <w:tc>
           <w:tcPr>
-            <w:tcW w:type="dxa" w:w="2092"/>
+            <w:tcW w:type="dxa" w:w="1797"/>
             <w:tcBorders>
               <w:top w:val="single" w:sz="4" w:color="BBBBBB"/>
               <w:bottom w:val="single" w:sz="4" w:color="BBBBBB"/>
@@ -7778,7 +7778,7 @@
       <w:tr>
         <w:tc>
           <w:tcPr>
-            <w:tcW w:type="dxa" w:w="824"/>
+            <w:tcW w:type="dxa" w:w="1089"/>
             <w:tcBorders>
               <w:top w:val="single" w:sz="4" w:color="BBBBBB"/>
               <w:bottom w:val="single" w:sz="4" w:color="BBBBBB"/>
@@ -7799,7 +7799,7 @@
         </w:tc>
         <w:tc>
           <w:tcPr>
-            <w:tcW w:type="dxa" w:w="2536"/>
+            <w:tcW w:type="dxa" w:w="2287"/>
             <w:tcBorders>
               <w:top w:val="single" w:sz="4" w:color="BBBBBB"/>
               <w:bottom w:val="single" w:sz="4" w:color="BBBBBB"/>
@@ -7820,7 +7820,7 @@
         </w:tc>
         <w:tc>
           <w:tcPr>
-            <w:tcW w:type="dxa" w:w="2536"/>
+            <w:tcW w:type="dxa" w:w="2287"/>
             <w:tcBorders>
               <w:top w:val="single" w:sz="4" w:color="BBBBBB"/>
               <w:bottom w:val="single" w:sz="4" w:color="BBBBBB"/>
@@ -7841,7 +7841,7 @@
         </w:tc>
         <w:tc>
           <w:tcPr>
-            <w:tcW w:type="dxa" w:w="824"/>
+            <w:tcW w:type="dxa" w:w="1089"/>
             <w:tcBorders>
               <w:top w:val="single" w:sz="4" w:color="BBBBBB"/>
               <w:bottom w:val="single" w:sz="4" w:color="BBBBBB"/>
@@ -7862,7 +7862,7 @@
         </w:tc>
         <w:tc>
           <w:tcPr>
-            <w:tcW w:type="dxa" w:w="824"/>
+            <w:tcW w:type="dxa" w:w="1089"/>
             <w:tcBorders>
               <w:top w:val="single" w:sz="4" w:color="BBBBBB"/>
               <w:bottom w:val="single" w:sz="4" w:color="BBBBBB"/>
@@ -7883,7 +7883,7 @@
         </w:tc>
         <w:tc>
           <w:tcPr>
-            <w:tcW w:type="dxa" w:w="2092"/>
+            <w:tcW w:type="dxa" w:w="1797"/>
             <w:tcBorders>
               <w:top w:val="single" w:sz="4" w:color="BBBBBB"/>
               <w:bottom w:val="single" w:sz="4" w:color="BBBBBB"/>
@@ -7906,7 +7906,7 @@
       <w:tr>
         <w:tc>
           <w:tcPr>
-            <w:tcW w:type="dxa" w:w="824"/>
+            <w:tcW w:type="dxa" w:w="1089"/>
             <w:tcBorders>
               <w:top w:val="single" w:sz="4" w:color="BBBBBB"/>
               <w:bottom w:val="single" w:sz="4" w:color="BBBBBB"/>
@@ -7927,7 +7927,7 @@
         </w:tc>
         <w:tc>
           <w:tcPr>
-            <w:tcW w:type="dxa" w:w="2536"/>
+            <w:tcW w:type="dxa" w:w="2287"/>
             <w:tcBorders>
               <w:top w:val="single" w:sz="4" w:color="BBBBBB"/>
               <w:bottom w:val="single" w:sz="4" w:color="BBBBBB"/>
@@ -7948,7 +7948,7 @@
         </w:tc>
         <w:tc>
           <w:tcPr>
-            <w:tcW w:type="dxa" w:w="2536"/>
+            <w:tcW w:type="dxa" w:w="2287"/>
             <w:tcBorders>
               <w:top w:val="single" w:sz="4" w:color="BBBBBB"/>
               <w:bottom w:val="single" w:sz="4" w:color="BBBBBB"/>
@@ -7969,7 +7969,7 @@
         </w:tc>
         <w:tc>
           <w:tcPr>
-            <w:tcW w:type="dxa" w:w="824"/>
+            <w:tcW w:type="dxa" w:w="1089"/>
             <w:tcBorders>
               <w:top w:val="single" w:sz="4" w:color="BBBBBB"/>
               <w:bottom w:val="single" w:sz="4" w:color="BBBBBB"/>
@@ -7990,7 +7990,7 @@
         </w:tc>
         <w:tc>
           <w:tcPr>
-            <w:tcW w:type="dxa" w:w="824"/>
+            <w:tcW w:type="dxa" w:w="1089"/>
             <w:tcBorders>
               <w:top w:val="single" w:sz="4" w:color="BBBBBB"/>
               <w:bottom w:val="single" w:sz="4" w:color="BBBBBB"/>
@@ -8011,7 +8011,7 @@
         </w:tc>
         <w:tc>
           <w:tcPr>
-            <w:tcW w:type="dxa" w:w="2092"/>
+            <w:tcW w:type="dxa" w:w="1797"/>
             <w:tcBorders>
               <w:top w:val="single" w:sz="4" w:color="BBBBBB"/>
               <w:bottom w:val="single" w:sz="4" w:color="BBBBBB"/>
@@ -8034,7 +8034,7 @@
       <w:tr>
         <w:tc>
           <w:tcPr>
-            <w:tcW w:type="dxa" w:w="824"/>
+            <w:tcW w:type="dxa" w:w="1089"/>
             <w:tcBorders>
               <w:top w:val="single" w:sz="4" w:color="BBBBBB"/>
               <w:bottom w:val="single" w:sz="4" w:color="BBBBBB"/>
@@ -8055,7 +8055,7 @@
         </w:tc>
         <w:tc>
           <w:tcPr>
-            <w:tcW w:type="dxa" w:w="2536"/>
+            <w:tcW w:type="dxa" w:w="2287"/>
             <w:tcBorders>
               <w:top w:val="single" w:sz="4" w:color="BBBBBB"/>
               <w:bottom w:val="single" w:sz="4" w:color="BBBBBB"/>
@@ -8076,7 +8076,7 @@
         </w:tc>
         <w:tc>
           <w:tcPr>
-            <w:tcW w:type="dxa" w:w="2536"/>
+            <w:tcW w:type="dxa" w:w="2287"/>
             <w:tcBorders>
               <w:top w:val="single" w:sz="4" w:color="BBBBBB"/>
               <w:bottom w:val="single" w:sz="4" w:color="BBBBBB"/>
@@ -8097,7 +8097,7 @@
         </w:tc>
         <w:tc>
           <w:tcPr>
-            <w:tcW w:type="dxa" w:w="824"/>
+            <w:tcW w:type="dxa" w:w="1089"/>
             <w:tcBorders>
               <w:top w:val="single" w:sz="4" w:color="BBBBBB"/>
               <w:bottom w:val="single" w:sz="4" w:color="BBBBBB"/>
@@ -8118,7 +8118,7 @@
         </w:tc>
         <w:tc>
           <w:tcPr>
-            <w:tcW w:type="dxa" w:w="824"/>
+            <w:tcW w:type="dxa" w:w="1089"/>
             <w:tcBorders>
               <w:top w:val="single" w:sz="4" w:color="BBBBBB"/>
               <w:bottom w:val="single" w:sz="4" w:color="BBBBBB"/>
@@ -8139,7 +8139,7 @@
         </w:tc>
         <w:tc>
           <w:tcPr>
-            <w:tcW w:type="dxa" w:w="2092"/>
+            <w:tcW w:type="dxa" w:w="1797"/>
             <w:tcBorders>
               <w:top w:val="single" w:sz="4" w:color="BBBBBB"/>
               <w:bottom w:val="single" w:sz="4" w:color="BBBBBB"/>
@@ -8162,7 +8162,7 @@
       <w:tr>
         <w:tc>
           <w:tcPr>
-            <w:tcW w:type="dxa" w:w="824"/>
+            <w:tcW w:type="dxa" w:w="1089"/>
             <w:tcBorders>
               <w:top w:val="single" w:sz="4" w:color="BBBBBB"/>
               <w:bottom w:val="single" w:sz="4" w:color="BBBBBB"/>
@@ -8183,7 +8183,7 @@
         </w:tc>
         <w:tc>
           <w:tcPr>
-            <w:tcW w:type="dxa" w:w="2536"/>
+            <w:tcW w:type="dxa" w:w="2287"/>
             <w:tcBorders>
               <w:top w:val="single" w:sz="4" w:color="BBBBBB"/>
               <w:bottom w:val="single" w:sz="4" w:color="BBBBBB"/>
@@ -8204,7 +8204,7 @@
         </w:tc>
         <w:tc>
           <w:tcPr>
-            <w:tcW w:type="dxa" w:w="2536"/>
+            <w:tcW w:type="dxa" w:w="2287"/>
             <w:tcBorders>
               <w:top w:val="single" w:sz="4" w:color="BBBBBB"/>
               <w:bottom w:val="single" w:sz="4" w:color="BBBBBB"/>
@@ -8225,7 +8225,7 @@
         </w:tc>
         <w:tc>
           <w:tcPr>
-            <w:tcW w:type="dxa" w:w="824"/>
+            <w:tcW w:type="dxa" w:w="1089"/>
             <w:tcBorders>
               <w:top w:val="single" w:sz="4" w:color="BBBBBB"/>
               <w:bottom w:val="single" w:sz="4" w:color="BBBBBB"/>
@@ -8246,7 +8246,7 @@
         </w:tc>
         <w:tc>
           <w:tcPr>
-            <w:tcW w:type="dxa" w:w="824"/>
+            <w:tcW w:type="dxa" w:w="1089"/>
             <w:tcBorders>
               <w:top w:val="single" w:sz="4" w:color="BBBBBB"/>
               <w:bottom w:val="single" w:sz="4" w:color="BBBBBB"/>
@@ -8267,7 +8267,7 @@
         </w:tc>
         <w:tc>
           <w:tcPr>
-            <w:tcW w:type="dxa" w:w="2092"/>
+            <w:tcW w:type="dxa" w:w="1797"/>
             <w:tcBorders>
               <w:top w:val="single" w:sz="4" w:color="BBBBBB"/>
               <w:bottom w:val="single" w:sz="4" w:color="BBBBBB"/>
@@ -8887,7 +8887,7 @@
         </w:trPr>
         <w:tc>
           <w:tcPr>
-            <w:tcW w:type="dxa" w:w="2239"/>
+            <w:tcW w:type="dxa" w:w="2182"/>
             <w:tcBorders>
               <w:top w:val="single" w:sz="4" w:color="BBBBBB"/>
               <w:bottom w:val="single" w:sz="4" w:color="BBBBBB"/>
@@ -8908,7 +8908,7 @@
         </w:tc>
         <w:tc>
           <w:tcPr>
-            <w:tcW w:type="dxa" w:w="2487"/>
+            <w:tcW w:type="dxa" w:w="2546"/>
             <w:tcBorders>
               <w:top w:val="single" w:sz="4" w:color="BBBBBB"/>
               <w:bottom w:val="single" w:sz="4" w:color="BBBBBB"/>
@@ -8929,7 +8929,7 @@
         </w:tc>
         <w:tc>
           <w:tcPr>
-            <w:tcW w:type="dxa" w:w="2425"/>
+            <w:tcW w:type="dxa" w:w="2364"/>
             <w:tcBorders>
               <w:top w:val="single" w:sz="4" w:color="BBBBBB"/>
               <w:bottom w:val="single" w:sz="4" w:color="BBBBBB"/>
@@ -8950,7 +8950,7 @@
         </w:tc>
         <w:tc>
           <w:tcPr>
-            <w:tcW w:type="dxa" w:w="2487"/>
+            <w:tcW w:type="dxa" w:w="2546"/>
             <w:tcBorders>
               <w:top w:val="single" w:sz="4" w:color="BBBBBB"/>
               <w:bottom w:val="single" w:sz="4" w:color="BBBBBB"/>
@@ -8973,7 +8973,7 @@
       <w:tr>
         <w:tc>
           <w:tcPr>
-            <w:tcW w:type="dxa" w:w="2239"/>
+            <w:tcW w:type="dxa" w:w="2182"/>
             <w:tcBorders>
               <w:top w:val="single" w:sz="4" w:color="BBBBBB"/>
               <w:bottom w:val="single" w:sz="4" w:color="BBBBBB"/>
@@ -8994,7 +8994,7 @@
         </w:tc>
         <w:tc>
           <w:tcPr>
-            <w:tcW w:type="dxa" w:w="2487"/>
+            <w:tcW w:type="dxa" w:w="2546"/>
             <w:tcBorders>
               <w:top w:val="single" w:sz="4" w:color="BBBBBB"/>
               <w:bottom w:val="single" w:sz="4" w:color="BBBBBB"/>
@@ -9015,7 +9015,7 @@
         </w:tc>
         <w:tc>
           <w:tcPr>
-            <w:tcW w:type="dxa" w:w="2425"/>
+            <w:tcW w:type="dxa" w:w="2364"/>
             <w:tcBorders>
               <w:top w:val="single" w:sz="4" w:color="BBBBBB"/>
               <w:bottom w:val="single" w:sz="4" w:color="BBBBBB"/>
@@ -9036,7 +9036,7 @@
         </w:tc>
         <w:tc>
           <w:tcPr>
-            <w:tcW w:type="dxa" w:w="2487"/>
+            <w:tcW w:type="dxa" w:w="2546"/>
             <w:tcBorders>
               <w:top w:val="single" w:sz="4" w:color="BBBBBB"/>
               <w:bottom w:val="single" w:sz="4" w:color="BBBBBB"/>
@@ -9073,7 +9073,7 @@
       <w:tr>
         <w:tc>
           <w:tcPr>
-            <w:tcW w:type="dxa" w:w="2239"/>
+            <w:tcW w:type="dxa" w:w="2182"/>
             <w:tcBorders>
               <w:top w:val="single" w:sz="4" w:color="BBBBBB"/>
               <w:bottom w:val="single" w:sz="4" w:color="BBBBBB"/>
@@ -9094,7 +9094,7 @@
         </w:tc>
         <w:tc>
           <w:tcPr>
-            <w:tcW w:type="dxa" w:w="2487"/>
+            <w:tcW w:type="dxa" w:w="2546"/>
             <w:tcBorders>
               <w:top w:val="single" w:sz="4" w:color="BBBBBB"/>
               <w:bottom w:val="single" w:sz="4" w:color="BBBBBB"/>
@@ -9115,7 +9115,7 @@
         </w:tc>
         <w:tc>
           <w:tcPr>
-            <w:tcW w:type="dxa" w:w="2425"/>
+            <w:tcW w:type="dxa" w:w="2364"/>
             <w:tcBorders>
               <w:top w:val="single" w:sz="4" w:color="BBBBBB"/>
               <w:bottom w:val="single" w:sz="4" w:color="BBBBBB"/>
@@ -9136,7 +9136,7 @@
         </w:tc>
         <w:tc>
           <w:tcPr>
-            <w:tcW w:type="dxa" w:w="2487"/>
+            <w:tcW w:type="dxa" w:w="2546"/>
             <w:tcBorders>
               <w:top w:val="single" w:sz="4" w:color="BBBBBB"/>
               <w:bottom w:val="single" w:sz="4" w:color="BBBBBB"/>
@@ -9159,7 +9159,7 @@
       <w:tr>
         <w:tc>
           <w:tcPr>
-            <w:tcW w:type="dxa" w:w="2239"/>
+            <w:tcW w:type="dxa" w:w="2182"/>
             <w:tcBorders>
               <w:top w:val="single" w:sz="4" w:color="BBBBBB"/>
               <w:bottom w:val="single" w:sz="4" w:color="BBBBBB"/>
@@ -9180,7 +9180,7 @@
         </w:tc>
         <w:tc>
           <w:tcPr>
-            <w:tcW w:type="dxa" w:w="2487"/>
+            <w:tcW w:type="dxa" w:w="2546"/>
             <w:tcBorders>
               <w:top w:val="single" w:sz="4" w:color="BBBBBB"/>
               <w:bottom w:val="single" w:sz="4" w:color="BBBBBB"/>
@@ -9201,7 +9201,7 @@
         </w:tc>
         <w:tc>
           <w:tcPr>
-            <w:tcW w:type="dxa" w:w="2425"/>
+            <w:tcW w:type="dxa" w:w="2364"/>
             <w:tcBorders>
               <w:top w:val="single" w:sz="4" w:color="BBBBBB"/>
               <w:bottom w:val="single" w:sz="4" w:color="BBBBBB"/>
@@ -9222,7 +9222,7 @@
         </w:tc>
         <w:tc>
           <w:tcPr>
-            <w:tcW w:type="dxa" w:w="2487"/>
+            <w:tcW w:type="dxa" w:w="2546"/>
             <w:tcBorders>
               <w:top w:val="single" w:sz="4" w:color="BBBBBB"/>
               <w:bottom w:val="single" w:sz="4" w:color="BBBBBB"/>
@@ -9245,7 +9245,7 @@
       <w:tr>
         <w:tc>
           <w:tcPr>
-            <w:tcW w:type="dxa" w:w="2239"/>
+            <w:tcW w:type="dxa" w:w="2182"/>
             <w:tcBorders>
               <w:top w:val="single" w:sz="4" w:color="BBBBBB"/>
               <w:bottom w:val="single" w:sz="4" w:color="BBBBBB"/>
@@ -9266,7 +9266,7 @@
         </w:tc>
         <w:tc>
           <w:tcPr>
-            <w:tcW w:type="dxa" w:w="2487"/>
+            <w:tcW w:type="dxa" w:w="2546"/>
             <w:tcBorders>
               <w:top w:val="single" w:sz="4" w:color="BBBBBB"/>
               <w:bottom w:val="single" w:sz="4" w:color="BBBBBB"/>
@@ -9287,7 +9287,7 @@
         </w:tc>
         <w:tc>
           <w:tcPr>
-            <w:tcW w:type="dxa" w:w="2425"/>
+            <w:tcW w:type="dxa" w:w="2364"/>
             <w:tcBorders>
               <w:top w:val="single" w:sz="4" w:color="BBBBBB"/>
               <w:bottom w:val="single" w:sz="4" w:color="BBBBBB"/>
@@ -9308,7 +9308,7 @@
         </w:tc>
         <w:tc>
           <w:tcPr>
-            <w:tcW w:type="dxa" w:w="2487"/>
+            <w:tcW w:type="dxa" w:w="2546"/>
             <w:tcBorders>
               <w:top w:val="single" w:sz="4" w:color="BBBBBB"/>
               <w:bottom w:val="single" w:sz="4" w:color="BBBBBB"/>
@@ -9331,7 +9331,7 @@
       <w:tr>
         <w:tc>
           <w:tcPr>
-            <w:tcW w:type="dxa" w:w="2239"/>
+            <w:tcW w:type="dxa" w:w="2182"/>
             <w:tcBorders>
               <w:top w:val="single" w:sz="4" w:color="BBBBBB"/>
               <w:bottom w:val="single" w:sz="4" w:color="BBBBBB"/>
@@ -9352,7 +9352,7 @@
         </w:tc>
         <w:tc>
           <w:tcPr>
-            <w:tcW w:type="dxa" w:w="2487"/>
+            <w:tcW w:type="dxa" w:w="2546"/>
             <w:tcBorders>
               <w:top w:val="single" w:sz="4" w:color="BBBBBB"/>
               <w:bottom w:val="single" w:sz="4" w:color="BBBBBB"/>
@@ -9373,7 +9373,7 @@
         </w:tc>
         <w:tc>
           <w:tcPr>
-            <w:tcW w:type="dxa" w:w="2425"/>
+            <w:tcW w:type="dxa" w:w="2364"/>
             <w:tcBorders>
               <w:top w:val="single" w:sz="4" w:color="BBBBBB"/>
               <w:bottom w:val="single" w:sz="4" w:color="BBBBBB"/>
@@ -9394,7 +9394,7 @@
         </w:tc>
         <w:tc>
           <w:tcPr>
-            <w:tcW w:type="dxa" w:w="2487"/>
+            <w:tcW w:type="dxa" w:w="2546"/>
             <w:tcBorders>
               <w:top w:val="single" w:sz="4" w:color="BBBBBB"/>
               <w:bottom w:val="single" w:sz="4" w:color="BBBBBB"/>
@@ -9464,7 +9464,7 @@
         </w:trPr>
         <w:tc>
           <w:tcPr>
-            <w:tcW w:type="dxa" w:w="1292"/>
+            <w:tcW w:type="dxa" w:w="1721"/>
             <w:tcBorders>
               <w:top w:val="single" w:sz="4" w:color="BBBBBB"/>
               <w:bottom w:val="single" w:sz="4" w:color="BBBBBB"/>
@@ -9485,7 +9485,7 @@
         </w:tc>
         <w:tc>
           <w:tcPr>
-            <w:tcW w:type="dxa" w:w="1590"/>
+            <w:tcW w:type="dxa" w:w="1721"/>
             <w:tcBorders>
               <w:top w:val="single" w:sz="4" w:color="BBBBBB"/>
               <w:bottom w:val="single" w:sz="4" w:color="BBBBBB"/>
@@ -9506,7 +9506,7 @@
         </w:tc>
         <w:tc>
           <w:tcPr>
-            <w:tcW w:type="dxa" w:w="1590"/>
+            <w:tcW w:type="dxa" w:w="1721"/>
             <w:tcBorders>
               <w:top w:val="single" w:sz="4" w:color="BBBBBB"/>
               <w:bottom w:val="single" w:sz="4" w:color="BBBBBB"/>
@@ -9527,7 +9527,7 @@
         </w:tc>
         <w:tc>
           <w:tcPr>
-            <w:tcW w:type="dxa" w:w="2583"/>
+            <w:tcW w:type="dxa" w:w="2237"/>
             <w:tcBorders>
               <w:top w:val="single" w:sz="4" w:color="BBBBBB"/>
               <w:bottom w:val="single" w:sz="4" w:color="BBBBBB"/>
@@ -9548,7 +9548,7 @@
         </w:tc>
         <w:tc>
           <w:tcPr>
-            <w:tcW w:type="dxa" w:w="2583"/>
+            <w:tcW w:type="dxa" w:w="2237"/>
             <w:tcBorders>
               <w:top w:val="single" w:sz="4" w:color="BBBBBB"/>
               <w:bottom w:val="single" w:sz="4" w:color="BBBBBB"/>
@@ -9571,7 +9571,7 @@
       <w:tr>
         <w:tc>
           <w:tcPr>
-            <w:tcW w:type="dxa" w:w="1292"/>
+            <w:tcW w:type="dxa" w:w="1721"/>
             <w:tcBorders>
               <w:top w:val="single" w:sz="4" w:color="BBBBBB"/>
               <w:bottom w:val="single" w:sz="4" w:color="BBBBBB"/>
@@ -9592,7 +9592,7 @@
         </w:tc>
         <w:tc>
           <w:tcPr>
-            <w:tcW w:type="dxa" w:w="1590"/>
+            <w:tcW w:type="dxa" w:w="1721"/>
             <w:tcBorders>
               <w:top w:val="single" w:sz="4" w:color="BBBBBB"/>
               <w:bottom w:val="single" w:sz="4" w:color="BBBBBB"/>
@@ -9613,7 +9613,7 @@
         </w:tc>
         <w:tc>
           <w:tcPr>
-            <w:tcW w:type="dxa" w:w="1590"/>
+            <w:tcW w:type="dxa" w:w="1721"/>
             <w:tcBorders>
               <w:top w:val="single" w:sz="4" w:color="BBBBBB"/>
               <w:bottom w:val="single" w:sz="4" w:color="BBBBBB"/>
@@ -9634,7 +9634,7 @@
         </w:tc>
         <w:tc>
           <w:tcPr>
-            <w:tcW w:type="dxa" w:w="2583"/>
+            <w:tcW w:type="dxa" w:w="2237"/>
             <w:tcBorders>
               <w:top w:val="single" w:sz="4" w:color="BBBBBB"/>
               <w:bottom w:val="single" w:sz="4" w:color="BBBBBB"/>
@@ -9655,7 +9655,7 @@
         </w:tc>
         <w:tc>
           <w:tcPr>
-            <w:tcW w:type="dxa" w:w="2583"/>
+            <w:tcW w:type="dxa" w:w="2237"/>
             <w:tcBorders>
               <w:top w:val="single" w:sz="4" w:color="BBBBBB"/>
               <w:bottom w:val="single" w:sz="4" w:color="BBBBBB"/>
@@ -9678,7 +9678,7 @@
       <w:tr>
         <w:tc>
           <w:tcPr>
-            <w:tcW w:type="dxa" w:w="1292"/>
+            <w:tcW w:type="dxa" w:w="1721"/>
             <w:tcBorders>
               <w:top w:val="single" w:sz="4" w:color="BBBBBB"/>
               <w:bottom w:val="single" w:sz="4" w:color="BBBBBB"/>
@@ -9699,7 +9699,7 @@
         </w:tc>
         <w:tc>
           <w:tcPr>
-            <w:tcW w:type="dxa" w:w="1590"/>
+            <w:tcW w:type="dxa" w:w="1721"/>
             <w:tcBorders>
               <w:top w:val="single" w:sz="4" w:color="BBBBBB"/>
               <w:bottom w:val="single" w:sz="4" w:color="BBBBBB"/>
@@ -9720,7 +9720,7 @@
         </w:tc>
         <w:tc>
           <w:tcPr>
-            <w:tcW w:type="dxa" w:w="1590"/>
+            <w:tcW w:type="dxa" w:w="1721"/>
             <w:tcBorders>
               <w:top w:val="single" w:sz="4" w:color="BBBBBB"/>
               <w:bottom w:val="single" w:sz="4" w:color="BBBBBB"/>
@@ -9741,7 +9741,7 @@
         </w:tc>
         <w:tc>
           <w:tcPr>
-            <w:tcW w:type="dxa" w:w="2583"/>
+            <w:tcW w:type="dxa" w:w="2237"/>
             <w:tcBorders>
               <w:top w:val="single" w:sz="4" w:color="BBBBBB"/>
               <w:bottom w:val="single" w:sz="4" w:color="BBBBBB"/>
@@ -9762,7 +9762,7 @@
         </w:tc>
         <w:tc>
           <w:tcPr>
-            <w:tcW w:type="dxa" w:w="2583"/>
+            <w:tcW w:type="dxa" w:w="2237"/>
             <w:tcBorders>
               <w:top w:val="single" w:sz="4" w:color="BBBBBB"/>
               <w:bottom w:val="single" w:sz="4" w:color="BBBBBB"/>
@@ -9785,7 +9785,7 @@
       <w:tr>
         <w:tc>
           <w:tcPr>
-            <w:tcW w:type="dxa" w:w="1292"/>
+            <w:tcW w:type="dxa" w:w="1721"/>
             <w:tcBorders>
               <w:top w:val="single" w:sz="4" w:color="BBBBBB"/>
               <w:bottom w:val="single" w:sz="4" w:color="BBBBBB"/>
@@ -9806,7 +9806,7 @@
         </w:tc>
         <w:tc>
           <w:tcPr>
-            <w:tcW w:type="dxa" w:w="1590"/>
+            <w:tcW w:type="dxa" w:w="1721"/>
             <w:tcBorders>
               <w:top w:val="single" w:sz="4" w:color="BBBBBB"/>
               <w:bottom w:val="single" w:sz="4" w:color="BBBBBB"/>
@@ -9827,7 +9827,7 @@
         </w:tc>
         <w:tc>
           <w:tcPr>
-            <w:tcW w:type="dxa" w:w="1590"/>
+            <w:tcW w:type="dxa" w:w="1721"/>
             <w:tcBorders>
               <w:top w:val="single" w:sz="4" w:color="BBBBBB"/>
               <w:bottom w:val="single" w:sz="4" w:color="BBBBBB"/>
@@ -9848,7 +9848,7 @@
         </w:tc>
         <w:tc>
           <w:tcPr>
-            <w:tcW w:type="dxa" w:w="2583"/>
+            <w:tcW w:type="dxa" w:w="2237"/>
             <w:tcBorders>
               <w:top w:val="single" w:sz="4" w:color="BBBBBB"/>
               <w:bottom w:val="single" w:sz="4" w:color="BBBBBB"/>
@@ -9869,7 +9869,7 @@
         </w:tc>
         <w:tc>
           <w:tcPr>
-            <w:tcW w:type="dxa" w:w="2583"/>
+            <w:tcW w:type="dxa" w:w="2237"/>
             <w:tcBorders>
               <w:top w:val="single" w:sz="4" w:color="BBBBBB"/>
               <w:bottom w:val="single" w:sz="4" w:color="BBBBBB"/>

--- a/Reinforced_Research_Project/manuscript/Supplement_S1_Technical_Report.docx
+++ b/Reinforced_Research_Project/manuscript/Supplement_S1_Technical_Report.docx
@@ -11509,7 +11509,7 @@
         <w:rPr>
           <w:sz w:val="20"/>
         </w:rPr>
-        <w:t xml:space="preserve">[25] Westermann J, Huber B, O’Leary-Roseberry T (2026) Performance of neural and polynomial operator surrogates. arXiv:2604.00689.</w:t>
+        <w:t xml:space="preserve">[25] Westermann J, Huber B, O’Leary-Roseberry T, Zech J (2026) Performance of neural and polynomial operator surrogates. arXiv:2604.00689.</w:t>
       </w:r>
     </w:p>
     <w:p>
